--- a/docs/qms/evidence-2026/15_Testing/Test_Cases/TC-EM-DGEN-110_Document_Studio_availability_smoke.docx
+++ b/docs/qms/evidence-2026/15_Testing/Test_Cases/TC-EM-DGEN-110_Document_Studio_availability_smoke.docx
@@ -512,7 +512,7 @@
                 <w:sz w:val="17"/>
                 <w:szCs w:val="17"/>
               </w:rPr>
-              <w:t xml:space="preserve">Executed</w:t>
+              <w:t xml:space="preserve">Executed (initial)</w:t>
             </w:r>
           </w:p>
         </w:tc>
@@ -572,7 +572,127 @@
                 <w:sz w:val="17"/>
                 <w:szCs w:val="17"/>
               </w:rPr>
-              <w:t xml:space="preserve">Result</w:t>
+              <w:t xml:space="preserve">Initial result</w:t>
+            </w:r>
+          </w:p>
+        </w:tc>
+        <w:tc>
+          <w:tcPr>
+            <w:tcW w:type="dxa" w:w="6760"/>
+            <w:tcBorders>
+              <w:top w:val="single" w:color="BFC7D5" w:sz="4"/>
+              <w:left w:val="single" w:color="BFC7D5" w:sz="4"/>
+              <w:bottom w:val="single" w:color="BFC7D5" w:sz="4"/>
+              <w:right w:val="single" w:color="BFC7D5" w:sz="4"/>
+            </w:tcBorders>
+            <w:shd w:fill="E3F4E8" w:color="auto" w:val="clear"/>
+            <w:tcMar>
+              <w:top w:type="dxa" w:w="60"/>
+              <w:left w:type="dxa" w:w="90"/>
+              <w:bottom w:type="dxa" w:w="60"/>
+              <w:right w:type="dxa" w:w="90"/>
+            </w:tcMar>
+          </w:tcPr>
+          <w:p>
+            <w:r>
+              <w:rPr>
+                <w:b/>
+                <w:bCs/>
+                <w:sz w:val="17"/>
+                <w:szCs w:val="17"/>
+              </w:rPr>
+              <w:t xml:space="preserve">Pass</w:t>
+            </w:r>
+          </w:p>
+        </w:tc>
+      </w:tr>
+      <w:tr>
+        <w:tc>
+          <w:tcPr>
+            <w:tcW w:type="dxa" w:w="2600"/>
+            <w:tcBorders>
+              <w:top w:val="single" w:color="BFC7D5" w:sz="4"/>
+              <w:left w:val="single" w:color="BFC7D5" w:sz="4"/>
+              <w:bottom w:val="single" w:color="BFC7D5" w:sz="4"/>
+              <w:right w:val="single" w:color="BFC7D5" w:sz="4"/>
+            </w:tcBorders>
+            <w:tcMar>
+              <w:top w:type="dxa" w:w="60"/>
+              <w:left w:type="dxa" w:w="90"/>
+              <w:bottom w:type="dxa" w:w="60"/>
+              <w:right w:type="dxa" w:w="90"/>
+            </w:tcMar>
+          </w:tcPr>
+          <w:p>
+            <w:r>
+              <w:rPr>
+                <w:b w:val="false"/>
+                <w:bCs w:val="false"/>
+                <w:color w:val="222222"/>
+                <w:sz w:val="17"/>
+                <w:szCs w:val="17"/>
+              </w:rPr>
+              <w:t xml:space="preserve">Re-test (v1.4.1)</w:t>
+            </w:r>
+          </w:p>
+        </w:tc>
+        <w:tc>
+          <w:tcPr>
+            <w:tcW w:type="dxa" w:w="6760"/>
+            <w:tcBorders>
+              <w:top w:val="single" w:color="BFC7D5" w:sz="4"/>
+              <w:left w:val="single" w:color="BFC7D5" w:sz="4"/>
+              <w:bottom w:val="single" w:color="BFC7D5" w:sz="4"/>
+              <w:right w:val="single" w:color="BFC7D5" w:sz="4"/>
+            </w:tcBorders>
+            <w:tcMar>
+              <w:top w:type="dxa" w:w="60"/>
+              <w:left w:type="dxa" w:w="90"/>
+              <w:bottom w:type="dxa" w:w="60"/>
+              <w:right w:type="dxa" w:w="90"/>
+            </w:tcMar>
+          </w:tcPr>
+          <w:p>
+            <w:r>
+              <w:rPr>
+                <w:b w:val="false"/>
+                <w:bCs w:val="false"/>
+                <w:color w:val="222222"/>
+                <w:sz w:val="17"/>
+                <w:szCs w:val="17"/>
+              </w:rPr>
+              <w:t xml:space="preserve">2026-10-06 22:28:52 UTC</w:t>
+            </w:r>
+          </w:p>
+        </w:tc>
+      </w:tr>
+      <w:tr>
+        <w:tc>
+          <w:tcPr>
+            <w:tcW w:type="dxa" w:w="2600"/>
+            <w:tcBorders>
+              <w:top w:val="single" w:color="BFC7D5" w:sz="4"/>
+              <w:left w:val="single" w:color="BFC7D5" w:sz="4"/>
+              <w:bottom w:val="single" w:color="BFC7D5" w:sz="4"/>
+              <w:right w:val="single" w:color="BFC7D5" w:sz="4"/>
+            </w:tcBorders>
+            <w:tcMar>
+              <w:top w:type="dxa" w:w="60"/>
+              <w:left w:type="dxa" w:w="90"/>
+              <w:bottom w:type="dxa" w:w="60"/>
+              <w:right w:type="dxa" w:w="90"/>
+            </w:tcMar>
+          </w:tcPr>
+          <w:p>
+            <w:r>
+              <w:rPr>
+                <w:b w:val="false"/>
+                <w:bCs w:val="false"/>
+                <w:color w:val="222222"/>
+                <w:sz w:val="17"/>
+                <w:szCs w:val="17"/>
+              </w:rPr>
+              <w:t xml:space="preserve">Final result</w:t>
             </w:r>
           </w:p>
         </w:tc>
@@ -1304,6 +1424,329 @@
         <w:pStyle w:val="Heading1"/>
       </w:pPr>
       <w:r>
+        <w:t xml:space="preserve">Re-test on release v1.4.1 (run 4)</w:t>
+      </w:r>
+    </w:p>
+    <w:p>
+      <w:pPr>
+        <w:spacing w:after="100"/>
+      </w:pPr>
+      <w:r>
+        <w:t xml:space="preserve">Executed 2026-10-06 22:28:52 UTC after the defect corrections and release v1.4.1. Earlier re-tests (runs 2 and 3) are retained in </w:t>
+      </w:r>
+      <w:r>
+        <w:rPr>
+          <w:rFonts w:ascii="Consolas" w:cs="Consolas" w:eastAsia="Consolas" w:hAnsi="Consolas"/>
+          <w:sz w:val="19"/>
+          <w:szCs w:val="19"/>
+        </w:rPr>
+        <w:t xml:space="preserve">Execution_Records/</w:t>
+      </w:r>
+      <w:r>
+        <w:t xml:space="preserve">.</w:t>
+      </w:r>
+    </w:p>
+    <w:tbl>
+      <w:tblPr>
+        <w:tblW w:type="dxa" w:w="9360"/>
+        <w:tblBorders>
+          <w:top w:val="single" w:color="auto" w:sz="4"/>
+          <w:left w:val="single" w:color="auto" w:sz="4"/>
+          <w:bottom w:val="single" w:color="auto" w:sz="4"/>
+          <w:right w:val="single" w:color="auto" w:sz="4"/>
+          <w:insideH w:val="single" w:color="auto" w:sz="4"/>
+          <w:insideV w:val="single" w:color="auto" w:sz="4"/>
+        </w:tblBorders>
+      </w:tblPr>
+      <w:tblGrid>
+        <w:gridCol w:w="1100"/>
+        <w:gridCol w:w="7060"/>
+        <w:gridCol w:w="1200"/>
+      </w:tblGrid>
+      <w:tr>
+        <w:trPr>
+          <w:tblHeader/>
+        </w:trPr>
+        <w:tc>
+          <w:tcPr>
+            <w:tcW w:type="dxa" w:w="1100"/>
+            <w:tcBorders>
+              <w:top w:val="single" w:color="BFC7D5" w:sz="4"/>
+              <w:left w:val="single" w:color="BFC7D5" w:sz="4"/>
+              <w:bottom w:val="single" w:color="BFC7D5" w:sz="4"/>
+              <w:right w:val="single" w:color="BFC7D5" w:sz="4"/>
+            </w:tcBorders>
+            <w:shd w:fill="1F3A5F" w:color="auto" w:val="clear"/>
+            <w:tcMar>
+              <w:top w:type="dxa" w:w="60"/>
+              <w:left w:type="dxa" w:w="90"/>
+              <w:bottom w:type="dxa" w:w="60"/>
+              <w:right w:type="dxa" w:w="90"/>
+            </w:tcMar>
+          </w:tcPr>
+          <w:p>
+            <w:r>
+              <w:rPr>
+                <w:b/>
+                <w:bCs/>
+                <w:color w:val="FFFFFF"/>
+                <w:sz w:val="17"/>
+                <w:szCs w:val="17"/>
+              </w:rPr>
+              <w:t xml:space="preserve">Step</w:t>
+            </w:r>
+          </w:p>
+        </w:tc>
+        <w:tc>
+          <w:tcPr>
+            <w:tcW w:type="dxa" w:w="7060"/>
+            <w:tcBorders>
+              <w:top w:val="single" w:color="BFC7D5" w:sz="4"/>
+              <w:left w:val="single" w:color="BFC7D5" w:sz="4"/>
+              <w:bottom w:val="single" w:color="BFC7D5" w:sz="4"/>
+              <w:right w:val="single" w:color="BFC7D5" w:sz="4"/>
+            </w:tcBorders>
+            <w:shd w:fill="1F3A5F" w:color="auto" w:val="clear"/>
+            <w:tcMar>
+              <w:top w:type="dxa" w:w="60"/>
+              <w:left w:type="dxa" w:w="90"/>
+              <w:bottom w:type="dxa" w:w="60"/>
+              <w:right w:type="dxa" w:w="90"/>
+            </w:tcMar>
+          </w:tcPr>
+          <w:p>
+            <w:r>
+              <w:rPr>
+                <w:b/>
+                <w:bCs/>
+                <w:color w:val="FFFFFF"/>
+                <w:sz w:val="17"/>
+                <w:szCs w:val="17"/>
+              </w:rPr>
+              <w:t xml:space="preserve">Actual (as observed)</w:t>
+            </w:r>
+          </w:p>
+        </w:tc>
+        <w:tc>
+          <w:tcPr>
+            <w:tcW w:type="dxa" w:w="1200"/>
+            <w:tcBorders>
+              <w:top w:val="single" w:color="BFC7D5" w:sz="4"/>
+              <w:left w:val="single" w:color="BFC7D5" w:sz="4"/>
+              <w:bottom w:val="single" w:color="BFC7D5" w:sz="4"/>
+              <w:right w:val="single" w:color="BFC7D5" w:sz="4"/>
+            </w:tcBorders>
+            <w:shd w:fill="1F3A5F" w:color="auto" w:val="clear"/>
+            <w:tcMar>
+              <w:top w:type="dxa" w:w="60"/>
+              <w:left w:type="dxa" w:w="90"/>
+              <w:bottom w:type="dxa" w:w="60"/>
+              <w:right w:type="dxa" w:w="90"/>
+            </w:tcMar>
+          </w:tcPr>
+          <w:p>
+            <w:r>
+              <w:rPr>
+                <w:b/>
+                <w:bCs/>
+                <w:color w:val="FFFFFF"/>
+                <w:sz w:val="17"/>
+                <w:szCs w:val="17"/>
+              </w:rPr>
+              <w:t xml:space="preserve">Result</w:t>
+            </w:r>
+          </w:p>
+        </w:tc>
+      </w:tr>
+      <w:tr>
+        <w:tc>
+          <w:tcPr>
+            <w:tcW w:type="dxa" w:w="1100"/>
+            <w:tcBorders>
+              <w:top w:val="single" w:color="BFC7D5" w:sz="4"/>
+              <w:left w:val="single" w:color="BFC7D5" w:sz="4"/>
+              <w:bottom w:val="single" w:color="BFC7D5" w:sz="4"/>
+              <w:right w:val="single" w:color="BFC7D5" w:sz="4"/>
+            </w:tcBorders>
+            <w:tcMar>
+              <w:top w:type="dxa" w:w="60"/>
+              <w:left w:type="dxa" w:w="90"/>
+              <w:bottom w:type="dxa" w:w="60"/>
+              <w:right w:type="dxa" w:w="90"/>
+            </w:tcMar>
+          </w:tcPr>
+          <w:p>
+            <w:r>
+              <w:rPr>
+                <w:b w:val="false"/>
+                <w:bCs w:val="false"/>
+                <w:color w:val="222222"/>
+                <w:sz w:val="17"/>
+                <w:szCs w:val="17"/>
+              </w:rPr>
+              <w:t xml:space="preserve">DGEN-110.1</w:t>
+            </w:r>
+          </w:p>
+        </w:tc>
+        <w:tc>
+          <w:tcPr>
+            <w:tcW w:type="dxa" w:w="7060"/>
+            <w:tcBorders>
+              <w:top w:val="single" w:color="BFC7D5" w:sz="4"/>
+              <w:left w:val="single" w:color="BFC7D5" w:sz="4"/>
+              <w:bottom w:val="single" w:color="BFC7D5" w:sz="4"/>
+              <w:right w:val="single" w:color="BFC7D5" w:sz="4"/>
+            </w:tcBorders>
+            <w:tcMar>
+              <w:top w:type="dxa" w:w="60"/>
+              <w:left w:type="dxa" w:w="90"/>
+              <w:bottom w:type="dxa" w:w="60"/>
+              <w:right w:type="dxa" w:w="90"/>
+            </w:tcMar>
+          </w:tcPr>
+          <w:p>
+            <w:r>
+              <w:rPr>
+                <w:b w:val="false"/>
+                <w:bCs w:val="false"/>
+                <w:color w:val="222222"/>
+                <w:sz w:val="17"/>
+                <w:szCs w:val="17"/>
+              </w:rPr>
+              <w:t xml:space="preserve">HTTP 200; 25 templates</w:t>
+            </w:r>
+          </w:p>
+        </w:tc>
+        <w:tc>
+          <w:tcPr>
+            <w:tcW w:type="dxa" w:w="1200"/>
+            <w:tcBorders>
+              <w:top w:val="single" w:color="BFC7D5" w:sz="4"/>
+              <w:left w:val="single" w:color="BFC7D5" w:sz="4"/>
+              <w:bottom w:val="single" w:color="BFC7D5" w:sz="4"/>
+              <w:right w:val="single" w:color="BFC7D5" w:sz="4"/>
+            </w:tcBorders>
+            <w:shd w:fill="E3F4E8" w:color="auto" w:val="clear"/>
+            <w:tcMar>
+              <w:top w:type="dxa" w:w="60"/>
+              <w:left w:type="dxa" w:w="90"/>
+              <w:bottom w:type="dxa" w:w="60"/>
+              <w:right w:type="dxa" w:w="90"/>
+            </w:tcMar>
+          </w:tcPr>
+          <w:p>
+            <w:r>
+              <w:rPr>
+                <w:b/>
+                <w:bCs/>
+                <w:sz w:val="17"/>
+                <w:szCs w:val="17"/>
+              </w:rPr>
+              <w:t xml:space="preserve">Pass</w:t>
+            </w:r>
+          </w:p>
+        </w:tc>
+      </w:tr>
+      <w:tr>
+        <w:tc>
+          <w:tcPr>
+            <w:tcW w:type="dxa" w:w="1100"/>
+            <w:tcBorders>
+              <w:top w:val="single" w:color="BFC7D5" w:sz="4"/>
+              <w:left w:val="single" w:color="BFC7D5" w:sz="4"/>
+              <w:bottom w:val="single" w:color="BFC7D5" w:sz="4"/>
+              <w:right w:val="single" w:color="BFC7D5" w:sz="4"/>
+            </w:tcBorders>
+            <w:tcMar>
+              <w:top w:type="dxa" w:w="60"/>
+              <w:left w:type="dxa" w:w="90"/>
+              <w:bottom w:type="dxa" w:w="60"/>
+              <w:right w:type="dxa" w:w="90"/>
+            </w:tcMar>
+          </w:tcPr>
+          <w:p>
+            <w:r>
+              <w:rPr>
+                <w:b w:val="false"/>
+                <w:bCs w:val="false"/>
+                <w:color w:val="222222"/>
+                <w:sz w:val="17"/>
+                <w:szCs w:val="17"/>
+              </w:rPr>
+              <w:t xml:space="preserve">DGEN-110.2</w:t>
+            </w:r>
+          </w:p>
+        </w:tc>
+        <w:tc>
+          <w:tcPr>
+            <w:tcW w:type="dxa" w:w="7060"/>
+            <w:tcBorders>
+              <w:top w:val="single" w:color="BFC7D5" w:sz="4"/>
+              <w:left w:val="single" w:color="BFC7D5" w:sz="4"/>
+              <w:bottom w:val="single" w:color="BFC7D5" w:sz="4"/>
+              <w:right w:val="single" w:color="BFC7D5" w:sz="4"/>
+            </w:tcBorders>
+            <w:tcMar>
+              <w:top w:type="dxa" w:w="60"/>
+              <w:left w:type="dxa" w:w="90"/>
+              <w:bottom w:type="dxa" w:w="60"/>
+              <w:right w:type="dxa" w:w="90"/>
+            </w:tcMar>
+          </w:tcPr>
+          <w:p>
+            <w:r>
+              <w:rPr>
+                <w:b w:val="false"/>
+                <w:bCs w:val="false"/>
+                <w:color w:val="222222"/>
+                <w:sz w:val="17"/>
+                <w:szCs w:val="17"/>
+              </w:rPr>
+              <w:t xml:space="preserve">HTTP 200; {'backend': 'diffusers', 'enabled': True, 'mode': 'on-device', 'model': 'stabilityai/sdxl-turbo'}</w:t>
+            </w:r>
+          </w:p>
+        </w:tc>
+        <w:tc>
+          <w:tcPr>
+            <w:tcW w:type="dxa" w:w="1200"/>
+            <w:tcBorders>
+              <w:top w:val="single" w:color="BFC7D5" w:sz="4"/>
+              <w:left w:val="single" w:color="BFC7D5" w:sz="4"/>
+              <w:bottom w:val="single" w:color="BFC7D5" w:sz="4"/>
+              <w:right w:val="single" w:color="BFC7D5" w:sz="4"/>
+            </w:tcBorders>
+            <w:shd w:fill="E3F4E8" w:color="auto" w:val="clear"/>
+            <w:tcMar>
+              <w:top w:type="dxa" w:w="60"/>
+              <w:left w:type="dxa" w:w="90"/>
+              <w:bottom w:type="dxa" w:w="60"/>
+              <w:right w:type="dxa" w:w="90"/>
+            </w:tcMar>
+          </w:tcPr>
+          <w:p>
+            <w:r>
+              <w:rPr>
+                <w:b/>
+                <w:bCs/>
+                <w:sz w:val="17"/>
+                <w:szCs w:val="17"/>
+              </w:rPr>
+              <w:t xml:space="preserve">Pass</w:t>
+            </w:r>
+          </w:p>
+        </w:tc>
+      </w:tr>
+    </w:tbl>
+    <w:p>
+      <w:pPr>
+        <w:spacing w:after="120"/>
+      </w:pPr>
+    </w:p>
+    <w:p>
+      <w:pPr>
+        <w:pStyle w:val="Heading1"/>
+      </w:pPr>
+      <w:r>
         <w:t xml:space="preserve">Alternate flows / negative cases</w:t>
       </w:r>
     </w:p>
@@ -1382,6 +1825,24 @@
       <w:pPr>
         <w:spacing w:after="100"/>
       </w:pPr>
+      <w:r>
+        <w:t xml:space="preserve">Initial execution (v1.4.0 code): </w:t>
+      </w:r>
+      <w:r>
+        <w:rPr>
+          <w:b/>
+          <w:bCs/>
+        </w:rPr>
+        <w:t xml:space="preserve">Pass</w:t>
+      </w:r>
+    </w:p>
+    <w:p>
+      <w:pPr>
+        <w:spacing w:after="100"/>
+      </w:pPr>
+      <w:r>
+        <w:t xml:space="preserve">Re-test on v1.4.1 (run 4): </w:t>
+      </w:r>
       <w:r>
         <w:rPr>
           <w:b/>

--- a/docs/qms/evidence-2026/15_Testing/Test_Cases/TC-EM-DGEN-110_Document_Studio_availability_smoke.docx
+++ b/docs/qms/evidence-2026/15_Testing/Test_Cases/TC-EM-DGEN-110_Document_Studio_availability_smoke.docx
@@ -1903,10 +1903,10 @@
           <w:sz w:val="19"/>
           <w:szCs w:val="19"/>
         </w:rPr>
-        <w:t xml:space="preserve">15_Testing/Execution_Records/results.json</w:t>
-      </w:r>
-      <w:r>
-        <w:t xml:space="preserve">, </w:t>
+        <w:t xml:space="preserve">15_Testing/Execution_Records/run1/</w:t>
+      </w:r>
+      <w:r>
+        <w:t xml:space="preserve"> (initial) and </w:t>
       </w:r>
       <w:r>
         <w:rPr>
@@ -1914,7 +1914,10 @@
           <w:sz w:val="19"/>
           <w:szCs w:val="19"/>
         </w:rPr>
-        <w:t xml:space="preserve">execution_log.txt</w:t>
+        <w:t xml:space="preserve">run4/</w:t>
+      </w:r>
+      <w:r>
+        <w:t xml:space="preserve"> (v1.4.1 re-test)</w:t>
       </w:r>
     </w:p>
     <w:p>

--- a/docs/qms/evidence-2026/15_Testing/Test_Cases/TC-EM-DGEN-110_Document_Studio_availability_smoke.docx
+++ b/docs/qms/evidence-2026/15_Testing/Test_Cases/TC-EM-DGEN-110_Document_Studio_availability_smoke.docx
@@ -1938,7 +1938,7 @@
           <wp:inline distT="0" distB="0" distL="0" distR="0">
             <wp:extent cx="5905500" cy="3695700"/>
             <wp:effectExtent t="0" r="0" b="0" l="0"/>
-            <wp:docPr id="11" name="" descr="" title=""/>
+            <wp:docPr id="12" name="" descr="" title=""/>
             <wp:cNvGraphicFramePr>
               <a:graphicFrameLocks xmlns:a="http://schemas.openxmlformats.org/drawingml/2006/main" noChangeAspect="1"/>
             </wp:cNvGraphicFramePr>

--- a/docs/qms/evidence-2026/15_Testing/Test_Cases/TC-EM-DGEN-110_Document_Studio_availability_smoke.docx
+++ b/docs/qms/evidence-2026/15_Testing/Test_Cases/TC-EM-DGEN-110_Document_Studio_availability_smoke.docx
@@ -775,14 +775,13 @@
           <w:p>
             <w:r>
               <w:rPr>
-                <w:rFonts w:ascii="Consolas" w:cs="Consolas" w:eastAsia="Consolas" w:hAnsi="Consolas"/>
-                <w:b w:val="false"/>
-                <w:bCs w:val="false"/>
-                <w:color w:val="222222"/>
-                <w:sz w:val="15"/>
-                <w:szCs w:val="15"/>
-              </w:rPr>
-              <w:t xml:space="preserve">________________</w:t>
+                <w:b w:val="false"/>
+                <w:bCs w:val="false"/>
+                <w:color w:val="222222"/>
+                <w:sz w:val="17"/>
+                <w:szCs w:val="17"/>
+              </w:rPr>
+              <w:t xml:space="preserve">Richard Watson Stephen Amudha (Lead Engineer)</w:t>
             </w:r>
           </w:p>
         </w:tc>
@@ -836,14 +835,133 @@
           <w:p>
             <w:r>
               <w:rPr>
-                <w:rFonts w:ascii="Consolas" w:cs="Consolas" w:eastAsia="Consolas" w:hAnsi="Consolas"/>
-                <w:b w:val="false"/>
-                <w:bCs w:val="false"/>
-                <w:color w:val="222222"/>
-                <w:sz w:val="15"/>
-                <w:szCs w:val="15"/>
-              </w:rPr>
-              <w:t xml:space="preserve">________________</w:t>
+                <w:b w:val="false"/>
+                <w:bCs w:val="false"/>
+                <w:color w:val="222222"/>
+                <w:sz w:val="17"/>
+                <w:szCs w:val="17"/>
+              </w:rPr>
+              <w:t xml:space="preserve">Alexander Peter (EchoMind Project Lead)</w:t>
+            </w:r>
+          </w:p>
+        </w:tc>
+      </w:tr>
+      <w:tr>
+        <w:tc>
+          <w:tcPr>
+            <w:tcW w:type="dxa" w:w="2600"/>
+            <w:tcBorders>
+              <w:top w:val="single" w:color="BFC7D5" w:sz="4"/>
+              <w:left w:val="single" w:color="BFC7D5" w:sz="4"/>
+              <w:bottom w:val="single" w:color="BFC7D5" w:sz="4"/>
+              <w:right w:val="single" w:color="BFC7D5" w:sz="4"/>
+            </w:tcBorders>
+            <w:tcMar>
+              <w:top w:type="dxa" w:w="60"/>
+              <w:left w:type="dxa" w:w="90"/>
+              <w:bottom w:type="dxa" w:w="60"/>
+              <w:right w:type="dxa" w:w="90"/>
+            </w:tcMar>
+          </w:tcPr>
+          <w:p>
+            <w:r>
+              <w:rPr>
+                <w:b w:val="false"/>
+                <w:bCs w:val="false"/>
+                <w:color w:val="222222"/>
+                <w:sz w:val="17"/>
+                <w:szCs w:val="17"/>
+              </w:rPr>
+              <w:t xml:space="preserve">Quality assurance</w:t>
+            </w:r>
+          </w:p>
+        </w:tc>
+        <w:tc>
+          <w:tcPr>
+            <w:tcW w:type="dxa" w:w="6760"/>
+            <w:tcBorders>
+              <w:top w:val="single" w:color="BFC7D5" w:sz="4"/>
+              <w:left w:val="single" w:color="BFC7D5" w:sz="4"/>
+              <w:bottom w:val="single" w:color="BFC7D5" w:sz="4"/>
+              <w:right w:val="single" w:color="BFC7D5" w:sz="4"/>
+            </w:tcBorders>
+            <w:tcMar>
+              <w:top w:type="dxa" w:w="60"/>
+              <w:left w:type="dxa" w:w="90"/>
+              <w:bottom w:type="dxa" w:w="60"/>
+              <w:right w:type="dxa" w:w="90"/>
+            </w:tcMar>
+          </w:tcPr>
+          <w:p>
+            <w:r>
+              <w:rPr>
+                <w:b w:val="false"/>
+                <w:bCs w:val="false"/>
+                <w:color w:val="222222"/>
+                <w:sz w:val="17"/>
+                <w:szCs w:val="17"/>
+              </w:rPr>
+              <w:t xml:space="preserve">Sheryl Nazareth (QA / MR)</w:t>
+            </w:r>
+          </w:p>
+        </w:tc>
+      </w:tr>
+      <w:tr>
+        <w:tc>
+          <w:tcPr>
+            <w:tcW w:type="dxa" w:w="2600"/>
+            <w:tcBorders>
+              <w:top w:val="single" w:color="BFC7D5" w:sz="4"/>
+              <w:left w:val="single" w:color="BFC7D5" w:sz="4"/>
+              <w:bottom w:val="single" w:color="BFC7D5" w:sz="4"/>
+              <w:right w:val="single" w:color="BFC7D5" w:sz="4"/>
+            </w:tcBorders>
+            <w:tcMar>
+              <w:top w:type="dxa" w:w="60"/>
+              <w:left w:type="dxa" w:w="90"/>
+              <w:bottom w:type="dxa" w:w="60"/>
+              <w:right w:type="dxa" w:w="90"/>
+            </w:tcMar>
+          </w:tcPr>
+          <w:p>
+            <w:r>
+              <w:rPr>
+                <w:b w:val="false"/>
+                <w:bCs w:val="false"/>
+                <w:color w:val="222222"/>
+                <w:sz w:val="17"/>
+                <w:szCs w:val="17"/>
+              </w:rPr>
+              <w:t xml:space="preserve">Approved by</w:t>
+            </w:r>
+          </w:p>
+        </w:tc>
+        <w:tc>
+          <w:tcPr>
+            <w:tcW w:type="dxa" w:w="6760"/>
+            <w:tcBorders>
+              <w:top w:val="single" w:color="BFC7D5" w:sz="4"/>
+              <w:left w:val="single" w:color="BFC7D5" w:sz="4"/>
+              <w:bottom w:val="single" w:color="BFC7D5" w:sz="4"/>
+              <w:right w:val="single" w:color="BFC7D5" w:sz="4"/>
+            </w:tcBorders>
+            <w:tcMar>
+              <w:top w:type="dxa" w:w="60"/>
+              <w:left w:type="dxa" w:w="90"/>
+              <w:bottom w:type="dxa" w:w="60"/>
+              <w:right w:type="dxa" w:w="90"/>
+            </w:tcMar>
+          </w:tcPr>
+          <w:p>
+            <w:r>
+              <w:rPr>
+                <w:b w:val="false"/>
+                <w:bCs w:val="false"/>
+                <w:color w:val="222222"/>
+                <w:sz w:val="17"/>
+                <w:szCs w:val="17"/>
+              </w:rPr>
+              <w:t xml:space="preserve">Anita Johan (Managing Director) — 2026-10-07</w:t>
             </w:r>
           </w:p>
         </w:tc>
@@ -931,18 +1049,7 @@
         <w:t xml:space="preserve">run_tests.py</w:t>
       </w:r>
       <w:r>
-        <w:t xml:space="preserve">) against the reference instance; responsible tester: </w:t>
-      </w:r>
-      <w:r>
-        <w:rPr>
-          <w:rFonts w:ascii="Consolas" w:cs="Consolas" w:eastAsia="Consolas" w:hAnsi="Consolas"/>
-          <w:sz w:val="19"/>
-          <w:szCs w:val="19"/>
-        </w:rPr>
-        <w:t xml:space="preserve">________________</w:t>
-      </w:r>
-      <w:r>
-        <w:t xml:space="preserve">.</w:t>
+        <w:t xml:space="preserve">) against the reference instance; responsible tester: Richard Watson Stephen Amudha (Lead Engineer); results reviewed by Alexander Peter (EchoMind Project Lead).</w:t>
       </w:r>
     </w:p>
     <w:tbl>
